--- a/Admin_Audit_Log_Documentation.docx
+++ b/Admin_Audit_Log_Documentation.docx
@@ -65,7 +65,7 @@
           <w:szCs w:val="20"/>
           <w:rFonts w:ascii="Calibri" w:cs="Calibri" w:eastAsia="Calibri" w:hAnsi="Calibri"/>
         </w:rPr>
-        <w:t xml:space="preserve">Version 1.0 — 31 July 2026</w:t>
+        <w:t xml:space="preserve">Version 1.0 — 05 August 2026</w:t>
       </w:r>
     </w:p>
     <w:p>
@@ -6757,7 +6757,7 @@
           <w:szCs w:val="21"/>
           <w:rFonts w:ascii="Calibri" w:cs="Calibri" w:eastAsia="Calibri" w:hAnsi="Calibri"/>
         </w:rPr>
-        <w:t xml:space="preserve">Database table definition with all columns and indexes.</w:t>
+        <w:t xml:space="preserve">Database table definitions for audit_logs, user_sessions, and user_activity_logs.</w:t>
       </w:r>
     </w:p>
     <w:p>
@@ -6833,15 +6833,15 @@
           <w:szCs w:val="21"/>
           <w:rFonts w:ascii="Calibri" w:cs="Calibri" w:eastAsia="Calibri" w:hAnsi="Calibri"/>
         </w:rPr>
-        <w:t xml:space="preserve">DigiLog/backend/controllers/auditLog.controller.js: </w:t>
-      </w:r>
-      <w:r>
-        <w:rPr>
-          <w:sz w:val="21"/>
-          <w:szCs w:val="21"/>
-          <w:rFonts w:ascii="Calibri" w:cs="Calibri" w:eastAsia="Calibri" w:hAnsi="Calibri"/>
-        </w:rPr>
-        <w:t xml:space="preserve">API endpoint handler — query building, read-time enrichment, pagination.</w:t>
+        <w:t xml:space="preserve">DigiLog/backend/utils/sessionActivity.js: </w:t>
+      </w:r>
+      <w:r>
+        <w:rPr>
+          <w:sz w:val="21"/>
+          <w:szCs w:val="21"/>
+          <w:rFonts w:ascii="Calibri" w:cs="Calibri" w:eastAsia="Calibri" w:hAnsi="Calibri"/>
+        </w:rPr>
+        <w:t xml:space="preserve">Session start/heartbeat/end and activity insert/exit helpers.</w:t>
       </w:r>
     </w:p>
     <w:p>
@@ -6861,15 +6861,15 @@
           <w:szCs w:val="21"/>
           <w:rFonts w:ascii="Calibri" w:cs="Calibri" w:eastAsia="Calibri" w:hAnsi="Calibri"/>
         </w:rPr>
-        <w:t xml:space="preserve">DigiLog/backend/routes/admin.routes.js: </w:t>
-      </w:r>
-      <w:r>
-        <w:rPr>
-          <w:sz w:val="21"/>
-          <w:szCs w:val="21"/>
-          <w:rFonts w:ascii="Calibri" w:cs="Calibri" w:eastAsia="Calibri" w:hAnsi="Calibri"/>
-        </w:rPr>
-        <w:t xml:space="preserve">Route registration for GET /admin/audit-logs.</w:t>
+        <w:t xml:space="preserve">DigiLog/backend/controllers/auditLog.controller.js: </w:t>
+      </w:r>
+      <w:r>
+        <w:rPr>
+          <w:sz w:val="21"/>
+          <w:szCs w:val="21"/>
+          <w:rFonts w:ascii="Calibri" w:cs="Calibri" w:eastAsia="Calibri" w:hAnsi="Calibri"/>
+        </w:rPr>
+        <w:t xml:space="preserve">Change-log list API with cascading module/screen/resource filters.</w:t>
       </w:r>
     </w:p>
     <w:p>
@@ -6889,15 +6889,15 @@
           <w:szCs w:val="21"/>
           <w:rFonts w:ascii="Calibri" w:cs="Calibri" w:eastAsia="Calibri" w:hAnsi="Calibri"/>
         </w:rPr>
-        <w:t xml:space="preserve">DigiLog/frontend/src/components/admin/config/AuditLogSection.jsx: </w:t>
-      </w:r>
-      <w:r>
-        <w:rPr>
-          <w:sz w:val="21"/>
-          <w:szCs w:val="21"/>
-          <w:rFonts w:ascii="Calibri" w:cs="Calibri" w:eastAsia="Calibri" w:hAnsi="Calibri"/>
-        </w:rPr>
-        <w:t xml:space="preserve">React UI — table, filters, expandable detail view.</w:t>
+        <w:t xml:space="preserve">DigiLog/backend/controllers/sessionActivity.controller.js: </w:t>
+      </w:r>
+      <w:r>
+        <w:rPr>
+          <w:sz w:val="21"/>
+          <w:szCs w:val="21"/>
+          <w:rFonts w:ascii="Calibri" w:cs="Calibri" w:eastAsia="Calibri" w:hAnsi="Calibri"/>
+        </w:rPr>
+        <w:t xml:space="preserve">Session + activity write APIs used by the SPA tracker.</w:t>
       </w:r>
     </w:p>
     <w:p>
@@ -6917,15 +6917,15 @@
           <w:szCs w:val="21"/>
           <w:rFonts w:ascii="Calibri" w:cs="Calibri" w:eastAsia="Calibri" w:hAnsi="Calibri"/>
         </w:rPr>
-        <w:t xml:space="preserve">DigiLog/frontend/src/components/admin/config/adminConfigSections.js: </w:t>
-      </w:r>
-      <w:r>
-        <w:rPr>
-          <w:sz w:val="21"/>
-          <w:szCs w:val="21"/>
-          <w:rFonts w:ascii="Calibri" w:cs="Calibri" w:eastAsia="Calibri" w:hAnsi="Calibri"/>
-        </w:rPr>
-        <w:t xml:space="preserve">Tab registration in Admin Config.</w:t>
+        <w:t xml:space="preserve">DigiLog/backend/controllers/activityAdmin.controller.js: </w:t>
+      </w:r>
+      <w:r>
+        <w:rPr>
+          <w:sz w:val="21"/>
+          <w:szCs w:val="21"/>
+          <w:rFonts w:ascii="Calibri" w:cs="Calibri" w:eastAsia="Calibri" w:hAnsi="Calibri"/>
+        </w:rPr>
+        <w:t xml:space="preserve">Admin list APIs for activity logs, sessions, and cascade filter options.</w:t>
       </w:r>
     </w:p>
     <w:p>
@@ -6945,6 +6945,202 @@
           <w:szCs w:val="21"/>
           <w:rFonts w:ascii="Calibri" w:cs="Calibri" w:eastAsia="Calibri" w:hAnsi="Calibri"/>
         </w:rPr>
+        <w:t xml:space="preserve">DigiLog/backend/routes/admin.routes.js: </w:t>
+      </w:r>
+      <w:r>
+        <w:rPr>
+          <w:sz w:val="21"/>
+          <w:szCs w:val="21"/>
+          <w:rFonts w:ascii="Calibri" w:cs="Calibri" w:eastAsia="Calibri" w:hAnsi="Calibri"/>
+        </w:rPr>
+        <w:t xml:space="preserve">Admin routes for audit / activity / sessions / filter options.</w:t>
+      </w:r>
+    </w:p>
+    <w:p>
+      <w:pPr>
+        <w:pStyle w:val="ListParagraph"/>
+        <w:numPr>
+          <w:ilvl w:val="0"/>
+          <w:numId w:val="1"/>
+        </w:numPr>
+        <w:spacing w:before="30" w:after="30"/>
+      </w:pPr>
+      <w:r>
+        <w:rPr>
+          <w:b/>
+          <w:bCs/>
+          <w:sz w:val="21"/>
+          <w:szCs w:val="21"/>
+          <w:rFonts w:ascii="Calibri" w:cs="Calibri" w:eastAsia="Calibri" w:hAnsi="Calibri"/>
+        </w:rPr>
+        <w:t xml:space="preserve">DigiLog/backend/routes/activity.routes.js: </w:t>
+      </w:r>
+      <w:r>
+        <w:rPr>
+          <w:sz w:val="21"/>
+          <w:szCs w:val="21"/>
+          <w:rFonts w:ascii="Calibri" w:cs="Calibri" w:eastAsia="Calibri" w:hAnsi="Calibri"/>
+        </w:rPr>
+        <w:t xml:space="preserve">Authenticated SPA activity write routes.</w:t>
+      </w:r>
+    </w:p>
+    <w:p>
+      <w:pPr>
+        <w:pStyle w:val="ListParagraph"/>
+        <w:numPr>
+          <w:ilvl w:val="0"/>
+          <w:numId w:val="1"/>
+        </w:numPr>
+        <w:spacing w:before="30" w:after="30"/>
+      </w:pPr>
+      <w:r>
+        <w:rPr>
+          <w:b/>
+          <w:bCs/>
+          <w:sz w:val="21"/>
+          <w:szCs w:val="21"/>
+          <w:rFonts w:ascii="Calibri" w:cs="Calibri" w:eastAsia="Calibri" w:hAnsi="Calibri"/>
+        </w:rPr>
+        <w:t xml:space="preserve">DigiLog/frontend/src/components/ActivityTracker.jsx: </w:t>
+      </w:r>
+      <w:r>
+        <w:rPr>
+          <w:sz w:val="21"/>
+          <w:szCs w:val="21"/>
+          <w:rFonts w:ascii="Calibri" w:cs="Calibri" w:eastAsia="Calibri" w:hAnsi="Calibri"/>
+        </w:rPr>
+        <w:t xml:space="preserve">Session heartbeat + page-view / dwell tracking.</w:t>
+      </w:r>
+    </w:p>
+    <w:p>
+      <w:pPr>
+        <w:pStyle w:val="ListParagraph"/>
+        <w:numPr>
+          <w:ilvl w:val="0"/>
+          <w:numId w:val="1"/>
+        </w:numPr>
+        <w:spacing w:before="30" w:after="30"/>
+      </w:pPr>
+      <w:r>
+        <w:rPr>
+          <w:b/>
+          <w:bCs/>
+          <w:sz w:val="21"/>
+          <w:szCs w:val="21"/>
+          <w:rFonts w:ascii="Calibri" w:cs="Calibri" w:eastAsia="Calibri" w:hAnsi="Calibri"/>
+        </w:rPr>
+        <w:t xml:space="preserve">DigiLog/frontend/src/utils/activityPath.js: </w:t>
+      </w:r>
+      <w:r>
+        <w:rPr>
+          <w:sz w:val="21"/>
+          <w:szCs w:val="21"/>
+          <w:rFonts w:ascii="Calibri" w:cs="Calibri" w:eastAsia="Calibri" w:hAnsi="Calibri"/>
+        </w:rPr>
+        <w:t xml:space="preserve">Maps SPA routes to section / card / form labels.</w:t>
+      </w:r>
+    </w:p>
+    <w:p>
+      <w:pPr>
+        <w:pStyle w:val="ListParagraph"/>
+        <w:numPr>
+          <w:ilvl w:val="0"/>
+          <w:numId w:val="1"/>
+        </w:numPr>
+        <w:spacing w:before="30" w:after="30"/>
+      </w:pPr>
+      <w:r>
+        <w:rPr>
+          <w:b/>
+          <w:bCs/>
+          <w:sz w:val="21"/>
+          <w:szCs w:val="21"/>
+          <w:rFonts w:ascii="Calibri" w:cs="Calibri" w:eastAsia="Calibri" w:hAnsi="Calibri"/>
+        </w:rPr>
+        <w:t xml:space="preserve">DigiLog/frontend/src/components/admin/config/AuditLogSection.jsx: </w:t>
+      </w:r>
+      <w:r>
+        <w:rPr>
+          <w:sz w:val="21"/>
+          <w:szCs w:val="21"/>
+          <w:rFonts w:ascii="Calibri" w:cs="Calibri" w:eastAsia="Calibri" w:hAnsi="Calibri"/>
+        </w:rPr>
+        <w:t xml:space="preserve">Admin UI — Change / Activity / Session tabs with cascading filters.</w:t>
+      </w:r>
+    </w:p>
+    <w:p>
+      <w:pPr>
+        <w:pStyle w:val="ListParagraph"/>
+        <w:numPr>
+          <w:ilvl w:val="0"/>
+          <w:numId w:val="1"/>
+        </w:numPr>
+        <w:spacing w:before="30" w:after="30"/>
+      </w:pPr>
+      <w:r>
+        <w:rPr>
+          <w:b/>
+          <w:bCs/>
+          <w:sz w:val="21"/>
+          <w:szCs w:val="21"/>
+          <w:rFonts w:ascii="Calibri" w:cs="Calibri" w:eastAsia="Calibri" w:hAnsi="Calibri"/>
+        </w:rPr>
+        <w:t xml:space="preserve">DigiLog/frontend/src/components/admin/config/adminConfigSections.js: </w:t>
+      </w:r>
+      <w:r>
+        <w:rPr>
+          <w:sz w:val="21"/>
+          <w:szCs w:val="21"/>
+          <w:rFonts w:ascii="Calibri" w:cs="Calibri" w:eastAsia="Calibri" w:hAnsi="Calibri"/>
+        </w:rPr>
+        <w:t xml:space="preserve">Tab registration in Admin Config.</w:t>
+      </w:r>
+    </w:p>
+    <w:p>
+      <w:pPr>
+        <w:pStyle w:val="ListParagraph"/>
+        <w:numPr>
+          <w:ilvl w:val="0"/>
+          <w:numId w:val="1"/>
+        </w:numPr>
+        <w:spacing w:before="30" w:after="30"/>
+      </w:pPr>
+      <w:r>
+        <w:rPr>
+          <w:b/>
+          <w:bCs/>
+          <w:sz w:val="21"/>
+          <w:szCs w:val="21"/>
+          <w:rFonts w:ascii="Calibri" w:cs="Calibri" w:eastAsia="Calibri" w:hAnsi="Calibri"/>
+        </w:rPr>
+        <w:t xml:space="preserve">DigiLog/docs/AUDIT_SYSTEM.md: </w:t>
+      </w:r>
+      <w:r>
+        <w:rPr>
+          <w:sz w:val="21"/>
+          <w:szCs w:val="21"/>
+          <w:rFonts w:ascii="Calibri" w:cs="Calibri" w:eastAsia="Calibri" w:hAnsi="Calibri"/>
+        </w:rPr>
+        <w:t xml:space="preserve">Markdown technical documentation for the full audit system.</w:t>
+      </w:r>
+    </w:p>
+    <w:p>
+      <w:pPr>
+        <w:pStyle w:val="ListParagraph"/>
+        <w:numPr>
+          <w:ilvl w:val="0"/>
+          <w:numId w:val="1"/>
+        </w:numPr>
+        <w:spacing w:before="30" w:after="30"/>
+      </w:pPr>
+      <w:r>
+        <w:rPr>
+          <w:b/>
+          <w:bCs/>
+          <w:sz w:val="21"/>
+          <w:szCs w:val="21"/>
+          <w:rFonts w:ascii="Calibri" w:cs="Calibri" w:eastAsia="Calibri" w:hAnsi="Calibri"/>
+        </w:rPr>
         <w:t xml:space="preserve">DigiLog/frontend/src/components/power/HierarchyManagePanel.jsx: </w:t>
       </w:r>
       <w:r>
@@ -6962,7 +7158,7 @@
         <w:spacing w:before="300" w:after="120"/>
       </w:pPr>
       <w:r>
-        <w:t xml:space="preserve">14. User Activity &amp; Navigation Tracking (Proposed)</w:t>
+        <w:t xml:space="preserve">14. User Activity &amp; Navigation Tracking</w:t>
       </w:r>
     </w:p>
     <w:p>
@@ -6975,7 +7171,7 @@
           <w:szCs w:val="21"/>
           <w:rFonts w:ascii="Calibri" w:cs="Calibri" w:eastAsia="Calibri" w:hAnsi="Calibri"/>
         </w:rPr>
-        <w:t xml:space="preserve">Beyond data-modifying actions, the system should track how users navigate and interact with the application. This includes which sections they visit, which forms or dashboards they open, which buttons they click, and how long they spend on each page. This data is essential for understanding user engagement, identifying underutilised features, and optimising the user experience.</w:t>
+        <w:t xml:space="preserve">Beyond data-modifying actions, the system tracks how users navigate and interact with the application. This includes which sections they visit, which forms or dashboards they open, which buttons they click, and how long they spend on each page. This data is essential for understanding user engagement, identifying underutilised features, and optimising the user experience.</w:t>
       </w:r>
     </w:p>
     <w:p>
@@ -7202,7 +7398,7 @@
         <w:spacing w:before="300" w:after="120"/>
       </w:pPr>
       <w:r>
-        <w:t xml:space="preserve">14.2 Proposed Database Table — user_activity_logs</w:t>
+        <w:t xml:space="preserve">14.2 Database Table — user_activity_logs</w:t>
       </w:r>
     </w:p>
     <w:p>
@@ -7215,7 +7411,7 @@
           <w:szCs w:val="21"/>
           <w:rFonts w:ascii="Calibri" w:cs="Calibri" w:eastAsia="Calibri" w:hAnsi="Calibri"/>
         </w:rPr>
-        <w:t xml:space="preserve">A new table to store all navigation and interaction events. Designed for high-volume inserts with efficient querying by user, section, and time range.</w:t>
+        <w:t xml:space="preserve">A dedicated table stores all navigation and interaction events. Designed for high-volume inserts with efficient querying by user, section, and time range.</w:t>
       </w:r>
     </w:p>
     <w:tbl>
@@ -8957,7 +9153,7 @@
         <w:spacing w:before="300" w:after="120"/>
       </w:pPr>
       <w:r>
-        <w:t xml:space="preserve">15. Session &amp; Login Duration Tracking (Proposed)</w:t>
+        <w:t xml:space="preserve">15. Session &amp; Login Duration Tracking</w:t>
       </w:r>
     </w:p>
     <w:p>
@@ -8970,7 +9166,7 @@
           <w:szCs w:val="21"/>
           <w:rFonts w:ascii="Calibri" w:cs="Calibri" w:eastAsia="Calibri" w:hAnsi="Calibri"/>
         </w:rPr>
-        <w:t xml:space="preserve">To answer questions like "how long was this user logged in?" and "who is online right now?", a separate session tracking table is required. Each login creates a session record; logouts, timeouts, and heartbeat misses close it.</w:t>
+        <w:t xml:space="preserve">To answer questions like "how long was this user logged in?" and "who is online right now?", a dedicated session tracking table is used. Each login creates a session record; logouts, timeouts, and heartbeat misses close it.</w:t>
       </w:r>
     </w:p>
     <w:p>
@@ -8979,7 +9175,7 @@
         <w:spacing w:before="300" w:after="120"/>
       </w:pPr>
       <w:r>
-        <w:t xml:space="preserve">15.1 Proposed Database Table — user_sessions</w:t>
+        <w:t xml:space="preserve">15.1 Database Table — user_sessions</w:t>
       </w:r>
     </w:p>
     <w:tbl>
@@ -13448,7 +13644,7 @@
           <w:szCs w:val="21"/>
           <w:rFonts w:ascii="Calibri" w:cs="Calibri" w:eastAsia="Calibri" w:hAnsi="Calibri"/>
         </w:rPr>
-        <w:t xml:space="preserve">Employees, Employee Categories, Season Mapping, BI Dashboards, Audit Log. Accessible from the navbar (admin only).</w:t>
+        <w:t xml:space="preserve">Employees, Employee Categories, Season Mapping, BI Dashboards, Audit &amp; Activity (Change / Activity / Session logs). Accessible from the navbar (admin only).</w:t>
       </w:r>
     </w:p>
     <w:p>
